--- a/demo/afirme/estado_de_cuenta_banco_afirme.docx
+++ b/demo/afirme/estado_de_cuenta_banco_afirme.docx
@@ -114,7 +114,7 @@
         <w:rPr>
           <w:lang w:val="es-ES"/>
         </w:rPr>
-        <w:t>10</w:t>
+        <w:t>1</w:t>
       </w:r>
       <w:r>
         <w:rPr>
@@ -250,9 +250,11 @@
       <w:pPr>
         <w:pStyle w:val="Heading2"/>
       </w:pPr>
+      <w:proofErr w:type="spellStart"/>
       <w:r>
         <w:t>Movimientos</w:t>
       </w:r>
+      <w:proofErr w:type="spellEnd"/>
     </w:p>
     <w:tbl>
       <w:tblPr>
